--- a/pr-preview/pr-61/demo-shortcode.docx
+++ b/pr-preview/pr-61/demo-shortcode.docx
@@ -775,7 +775,537 @@
       </w:tr>
     </w:tbl>
     <w:bookmarkEnd w:id="10"/>
-    <w:bookmarkStart w:id="13" w:name="Xd259f2be60516b3848ff2c8d335afa6dfd39396"/>
+    <w:bookmarkStart w:id="12" w:name="color-macros"/>
+    <w:p>
+      <w:pPr>
+        <w:pStyle w:val="Heading2"/>
+      </w:pPr>
+      <w:r>
+        <w:t xml:space="preserve">Color macros</w:t>
+      </w:r>
+    </w:p>
+    <w:p>
+      <w:pPr>
+        <w:pStyle w:val="FirstParagraph"/>
+      </w:pPr>
+      <w:r>
+        <w:rPr>
+          <w:rStyle w:val="VerbatimChar"/>
+        </w:rPr>
+        <w:t xml:space="preserve">macros.qmd</w:t>
+      </w:r>
+      <w:r>
+        <w:t xml:space="preserve"> </w:t>
+      </w:r>
+      <w:r>
+        <w:t xml:space="preserve">defines a one-argument macro for each of the 19</w:t>
+      </w:r>
+      <w:r>
+        <w:t xml:space="preserve"> </w:t>
+      </w:r>
+      <w:hyperlink r:id="rId11">
+        <w:r>
+          <w:rPr>
+            <w:rStyle w:val="Hyperlink"/>
+          </w:rPr>
+          <w:t xml:space="preserve">LaTeX base colors</w:t>
+        </w:r>
+      </w:hyperlink>
+      <w:r>
+        <w:t xml:space="preserve"> </w:t>
+      </w:r>
+      <w:r>
+        <w:t xml:space="preserve">(</w:t>
+      </w:r>
+      <w:r>
+        <w:rPr>
+          <w:rStyle w:val="VerbatimChar"/>
+        </w:rPr>
+        <w:t xml:space="preserve">\red</w:t>
+      </w:r>
+      <w:r>
+        <w:t xml:space="preserve">,</w:t>
+      </w:r>
+      <w:r>
+        <w:t xml:space="preserve"> </w:t>
+      </w:r>
+      <w:r>
+        <w:rPr>
+          <w:rStyle w:val="VerbatimChar"/>
+        </w:rPr>
+        <w:t xml:space="preserve">\blue</w:t>
+      </w:r>
+      <w:r>
+        <w:t xml:space="preserve">,</w:t>
+      </w:r>
+      <w:r>
+        <w:t xml:space="preserve"> </w:t>
+      </w:r>
+      <w:r>
+        <w:rPr>
+          <w:rStyle w:val="VerbatimChar"/>
+        </w:rPr>
+        <w:t xml:space="preserve">\green</w:t>
+      </w:r>
+      <w:r>
+        <w:t xml:space="preserve">,</w:t>
+      </w:r>
+      <w:r>
+        <w:t xml:space="preserve"> </w:t>
+      </w:r>
+      <w:r>
+        <w:rPr>
+          <w:rStyle w:val="VerbatimChar"/>
+        </w:rPr>
+        <w:t xml:space="preserve">\orange</w:t>
+      </w:r>
+      <w:r>
+        <w:t xml:space="preserve">, …), using the</w:t>
+      </w:r>
+      <w:r>
+        <w:t xml:space="preserve"> </w:t>
+      </w:r>
+      <w:r>
+        <w:rPr>
+          <w:rStyle w:val="VerbatimChar"/>
+        </w:rPr>
+        <w:t xml:space="preserve">\color</w:t>
+      </w:r>
+      <w:r>
+        <w:t xml:space="preserve"> </w:t>
+      </w:r>
+      <w:r>
+        <w:t xml:space="preserve">switch form (</w:t>
+      </w:r>
+      <w:r>
+        <w:rPr>
+          <w:rStyle w:val="VerbatimChar"/>
+        </w:rPr>
+        <w:t xml:space="preserve">{\color{red}{#1}}</w:t>
+      </w:r>
+      <w:r>
+        <w:t xml:space="preserve">), which is supported by MathJax (HTML/RevealJS), lualatex (PDF), and pandoc’s texmath parser (docx):</w:t>
+      </w:r>
+    </w:p>
+    <w:tbl>
+      <w:tblPr>
+        <w:tblStyle w:val="Table"/>
+        <w:tblW w:type="pct" w:w="5000"/>
+        <w:tblLayout w:type="fixed"/>
+        <w:tblLook w:firstRow="1" w:lastRow="0" w:firstColumn="0" w:lastColumn="0" w:noHBand="0" w:noVBand="0" w:val="0020"/>
+      </w:tblPr>
+      <w:tblGrid>
+        <w:gridCol w:w="2640"/>
+        <w:gridCol w:w="2640"/>
+        <w:gridCol w:w="2640"/>
+      </w:tblGrid>
+      <w:tr>
+        <w:trPr>
+          <w:tblHeader w:val="on"/>
+        </w:trPr>
+        <w:tc>
+          <w:tcPr/>
+          <w:p>
+            <w:pPr>
+              <w:pStyle w:val="Compact"/>
+            </w:pPr>
+            <w:r>
+              <w:t xml:space="preserve">Description</w:t>
+            </w:r>
+          </w:p>
+        </w:tc>
+        <w:tc>
+          <w:tcPr/>
+          <w:p>
+            <w:pPr>
+              <w:pStyle w:val="Compact"/>
+            </w:pPr>
+            <w:r>
+              <w:t xml:space="preserve">Code</w:t>
+            </w:r>
+          </w:p>
+        </w:tc>
+        <w:tc>
+          <w:tcPr/>
+          <w:p>
+            <w:pPr>
+              <w:pStyle w:val="Compact"/>
+            </w:pPr>
+            <w:r>
+              <w:t xml:space="preserve">Output</w:t>
+            </w:r>
+          </w:p>
+        </w:tc>
+      </w:tr>
+      <w:tr>
+        <w:tc>
+          <w:tcPr/>
+          <w:p>
+            <w:pPr>
+              <w:pStyle w:val="Compact"/>
+            </w:pPr>
+            <w:r>
+              <w:t xml:space="preserve">Red</w:t>
+            </w:r>
+          </w:p>
+        </w:tc>
+        <w:tc>
+          <w:tcPr/>
+          <w:p>
+            <w:pPr>
+              <w:pStyle w:val="Compact"/>
+            </w:pPr>
+            <w:r>
+              <w:rPr>
+                <w:rStyle w:val="VerbatimChar"/>
+              </w:rPr>
+              <w:t xml:space="preserve">$\red{x}$</w:t>
+            </w:r>
+          </w:p>
+        </w:tc>
+        <w:tc>
+          <w:tcPr/>
+          <w:p>
+            <w:pPr>
+              <w:pStyle w:val="Compact"/>
+            </w:pPr>
+            <m:oMath>
+              <m:r>
+                <m:t>x</m:t>
+              </m:r>
+            </m:oMath>
+          </w:p>
+        </w:tc>
+      </w:tr>
+      <w:tr>
+        <w:tc>
+          <w:tcPr/>
+          <w:p>
+            <w:pPr>
+              <w:pStyle w:val="Compact"/>
+            </w:pPr>
+            <w:r>
+              <w:t xml:space="preserve">Blue</w:t>
+            </w:r>
+          </w:p>
+        </w:tc>
+        <w:tc>
+          <w:tcPr/>
+          <w:p>
+            <w:pPr>
+              <w:pStyle w:val="Compact"/>
+            </w:pPr>
+            <w:r>
+              <w:rPr>
+                <w:rStyle w:val="VerbatimChar"/>
+              </w:rPr>
+              <w:t xml:space="preserve">$\blue{y}$</w:t>
+            </w:r>
+          </w:p>
+        </w:tc>
+        <w:tc>
+          <w:tcPr/>
+          <w:p>
+            <w:pPr>
+              <w:pStyle w:val="Compact"/>
+            </w:pPr>
+            <m:oMath>
+              <m:r>
+                <m:t>y</m:t>
+              </m:r>
+            </m:oMath>
+          </w:p>
+        </w:tc>
+      </w:tr>
+      <w:tr>
+        <w:tc>
+          <w:tcPr/>
+          <w:p>
+            <w:pPr>
+              <w:pStyle w:val="Compact"/>
+            </w:pPr>
+            <w:r>
+              <w:t xml:space="preserve">Green</w:t>
+            </w:r>
+          </w:p>
+        </w:tc>
+        <w:tc>
+          <w:tcPr/>
+          <w:p>
+            <w:pPr>
+              <w:pStyle w:val="Compact"/>
+            </w:pPr>
+            <w:r>
+              <w:rPr>
+                <w:rStyle w:val="VerbatimChar"/>
+              </w:rPr>
+              <w:t xml:space="preserve">$\green{z}$</w:t>
+            </w:r>
+          </w:p>
+        </w:tc>
+        <w:tc>
+          <w:tcPr/>
+          <w:p>
+            <w:pPr>
+              <w:pStyle w:val="Compact"/>
+            </w:pPr>
+            <m:oMath>
+              <m:r>
+                <m:t>z</m:t>
+              </m:r>
+            </m:oMath>
+          </w:p>
+        </w:tc>
+      </w:tr>
+      <w:tr>
+        <w:tc>
+          <w:tcPr/>
+          <w:p>
+            <w:pPr>
+              <w:pStyle w:val="Compact"/>
+            </w:pPr>
+            <w:r>
+              <w:t xml:space="preserve">Orange</w:t>
+            </w:r>
+          </w:p>
+        </w:tc>
+        <w:tc>
+          <w:tcPr/>
+          <w:p>
+            <w:pPr>
+              <w:pStyle w:val="Compact"/>
+            </w:pPr>
+            <w:r>
+              <w:rPr>
+                <w:rStyle w:val="VerbatimChar"/>
+              </w:rPr>
+              <w:t xml:space="preserve">$\orange{\mu}$</w:t>
+            </w:r>
+          </w:p>
+        </w:tc>
+        <w:tc>
+          <w:tcPr/>
+          <w:p>
+            <w:pPr>
+              <w:pStyle w:val="Compact"/>
+            </w:pPr>
+            <m:oMath>
+              <m:r>
+                <m:t>μ</m:t>
+              </m:r>
+            </m:oMath>
+          </w:p>
+        </w:tc>
+      </w:tr>
+      <w:tr>
+        <w:tc>
+          <w:tcPr/>
+          <w:p>
+            <w:pPr>
+              <w:pStyle w:val="Compact"/>
+            </w:pPr>
+            <w:r>
+              <w:t xml:space="preserve">Combined</w:t>
+            </w:r>
+          </w:p>
+        </w:tc>
+        <w:tc>
+          <w:tcPr/>
+          <w:p>
+            <w:pPr>
+              <w:pStyle w:val="Compact"/>
+            </w:pPr>
+            <w:r>
+              <w:rPr>
+                <w:rStyle w:val="VerbatimChar"/>
+              </w:rPr>
+              <w:t xml:space="preserve">$\red{x} + \blue{y} = \green{z}$</w:t>
+            </w:r>
+          </w:p>
+        </w:tc>
+        <w:tc>
+          <w:tcPr/>
+          <w:p>
+            <w:pPr>
+              <w:pStyle w:val="Compact"/>
+            </w:pPr>
+            <m:oMath>
+              <m:r>
+                <m:t>x</m:t>
+              </m:r>
+              <m:r>
+                <m:rPr>
+                  <m:sty m:val="p"/>
+                </m:rPr>
+                <m:t>+</m:t>
+              </m:r>
+              <m:r>
+                <m:t>y</m:t>
+              </m:r>
+              <m:r>
+                <m:rPr>
+                  <m:sty m:val="p"/>
+                </m:rPr>
+                <m:t>=</m:t>
+              </m:r>
+              <m:r>
+                <m:t>z</m:t>
+              </m:r>
+            </m:oMath>
+          </w:p>
+        </w:tc>
+      </w:tr>
+      <w:tr>
+        <w:tc>
+          <w:tcPr/>
+          <w:p>
+            <w:pPr>
+              <w:pStyle w:val="Compact"/>
+            </w:pPr>
+            <w:r>
+              <w:t xml:space="preserve">Nested macros</w:t>
+            </w:r>
+          </w:p>
+        </w:tc>
+        <w:tc>
+          <w:tcPr/>
+          <w:p>
+            <w:pPr>
+              <w:pStyle w:val="Compact"/>
+            </w:pPr>
+            <w:r>
+              <w:rPr>
+                <w:rStyle w:val="VerbatimChar"/>
+              </w:rPr>
+              <w:t xml:space="preserve">$X_i \sim_{\red{\ind}} \blue{\Normal}(\orange{\mu_i}, \green{\ss})$</w:t>
+            </w:r>
+          </w:p>
+        </w:tc>
+        <w:tc>
+          <w:tcPr/>
+          <w:p>
+            <w:pPr>
+              <w:pStyle w:val="Compact"/>
+            </w:pPr>
+            <m:oMath>
+              <m:sSub>
+                <m:e>
+                  <m:r>
+                    <m:t>X</m:t>
+                  </m:r>
+                </m:e>
+                <m:sub>
+                  <m:r>
+                    <m:t>i</m:t>
+                  </m:r>
+                </m:sub>
+              </m:sSub>
+              <m:sSub>
+                <m:e>
+                  <m:r>
+                    <m:rPr>
+                      <m:sty m:val="p"/>
+                    </m:rPr>
+                    <m:t>∼</m:t>
+                  </m:r>
+                </m:e>
+                <m:sub>
+                  <m:r>
+                    <m:rPr>
+                      <m:sty m:val="p"/>
+                    </m:rPr>
+                    <m:t>⟂</m:t>
+                  </m:r>
+                  <m:r>
+                    <m:t>​</m:t>
+                  </m:r>
+                  <m:r>
+                    <m:t>​</m:t>
+                  </m:r>
+                  <m:r>
+                    <m:t>​</m:t>
+                  </m:r>
+                  <m:r>
+                    <m:rPr>
+                      <m:sty m:val="p"/>
+                    </m:rPr>
+                    <m:t>⟂</m:t>
+                  </m:r>
+                </m:sub>
+              </m:sSub>
+              <m:r>
+                <m:rPr>
+                  <m:sty m:val="p"/>
+                </m:rPr>
+                <m:t>N</m:t>
+              </m:r>
+              <m:r>
+                <m:rPr>
+                  <m:sty m:val="p"/>
+                </m:rPr>
+                <m:t>(</m:t>
+              </m:r>
+              <m:sSub>
+                <m:e>
+                  <m:r>
+                    <m:t>μ</m:t>
+                  </m:r>
+                </m:e>
+                <m:sub>
+                  <m:r>
+                    <m:t>i</m:t>
+                  </m:r>
+                </m:sub>
+              </m:sSub>
+              <m:r>
+                <m:rPr>
+                  <m:sty m:val="p"/>
+                </m:rPr>
+                <m:t>,</m:t>
+              </m:r>
+              <m:sSup>
+                <m:e>
+                  <m:r>
+                    <m:t>σ</m:t>
+                  </m:r>
+                </m:e>
+                <m:sup>
+                  <m:r>
+                    <m:t>2</m:t>
+                  </m:r>
+                </m:sup>
+              </m:sSup>
+              <m:r>
+                <m:rPr>
+                  <m:sty m:val="p"/>
+                </m:rPr>
+                <m:t>)</m:t>
+              </m:r>
+            </m:oMath>
+          </w:p>
+        </w:tc>
+      </w:tr>
+    </w:tbl>
+    <w:p>
+      <w:pPr>
+        <w:pStyle w:val="BlockText"/>
+      </w:pPr>
+      <w:r>
+        <w:rPr>
+          <w:b/>
+          <w:bCs/>
+        </w:rPr>
+        <w:t xml:space="preserve">Note (docx):</w:t>
+      </w:r>
+      <w:r>
+        <w:t xml:space="preserve"> </w:t>
+      </w:r>
+      <w:r>
+        <w:t xml:space="preserve">pandoc converts these equations to native Word math without warnings, but its docx writer drops the color styling, so in Word the equations render correctly in the default text color.</w:t>
+      </w:r>
+    </w:p>
+    <w:bookmarkEnd w:id="12"/>
+    <w:bookmarkStart w:id="15" w:name="Xd259f2be60516b3848ff2c8d335afa6dfd39396"/>
     <w:p>
       <w:pPr>
         <w:pStyle w:val="Heading2"/>
@@ -1098,7 +1628,7 @@
       <w:r>
         <w:t xml:space="preserve"> </w:t>
       </w:r>
-      <w:hyperlink r:id="rId11">
+      <w:hyperlink r:id="rId13">
         <w:r>
           <w:rPr>
             <w:rStyle w:val="Hyperlink"/>
@@ -1115,7 +1645,7 @@
       <w:r>
         <w:t xml:space="preserve"> </w:t>
       </w:r>
-      <w:hyperlink r:id="rId12">
+      <w:hyperlink r:id="rId14">
         <w:r>
           <w:rPr>
             <w:rStyle w:val="VerbatimChar"/>
@@ -1142,7 +1672,7 @@
         <w:t xml:space="preserve">instead.</w:t>
       </w:r>
     </w:p>
-    <w:bookmarkEnd w:id="13"/>
+    <w:bookmarkEnd w:id="15"/>
     <w:sectPr>
       <w:footnotePr>
         <w:numRestart w:val="eachSect"/>
